--- a/study-materials/day-9-Git Workflows.docx
+++ b/study-materials/day-9-Git Workflows.docx
@@ -573,7 +573,7 @@
           <w:lang w:eastAsia="en-IN" w:bidi="hi-IN"/>
         </w:rPr>
         <w:pict>
-          <v:rect id="_x0000_i1031" style="width:0;height:1.5pt" o:hralign="center" o:hrstd="t" o:hr="t" fillcolor="#a0a0a0" stroked="f"/>
+          <v:rect id="_x0000_i1027" style="width:0;height:1.5pt" o:hralign="center" o:hrstd="t" o:hr="t" fillcolor="#a0a0a0" stroked="f"/>
         </w:pict>
       </w:r>
     </w:p>
@@ -734,7 +734,7 @@
           <w:lang w:eastAsia="en-IN" w:bidi="hi-IN"/>
         </w:rPr>
         <w:pict>
-          <v:rect id="_x0000_i1032" style="width:0;height:1.5pt" o:hralign="center" o:hrstd="t" o:hr="t" fillcolor="#a0a0a0" stroked="f"/>
+          <v:rect id="_x0000_i1028" style="width:0;height:1.5pt" o:hralign="center" o:hrstd="t" o:hr="t" fillcolor="#a0a0a0" stroked="f"/>
         </w:pict>
       </w:r>
     </w:p>
@@ -942,7 +942,7 @@
           <w:lang w:eastAsia="en-IN" w:bidi="hi-IN"/>
         </w:rPr>
         <w:pict>
-          <v:rect id="_x0000_i1033" style="width:0;height:1.5pt" o:hralign="center" o:hrstd="t" o:hr="t" fillcolor="#a0a0a0" stroked="f"/>
+          <v:rect id="_x0000_i1029" style="width:0;height:1.5pt" o:hralign="center" o:hrstd="t" o:hr="t" fillcolor="#a0a0a0" stroked="f"/>
         </w:pict>
       </w:r>
     </w:p>
@@ -1032,7 +1032,7 @@
           <w:lang w:eastAsia="en-IN" w:bidi="hi-IN"/>
         </w:rPr>
         <w:pict>
-          <v:rect id="_x0000_i1034" style="width:0;height:1.5pt" o:hralign="center" o:hrstd="t" o:hr="t" fillcolor="#a0a0a0" stroked="f"/>
+          <v:rect id="_x0000_i1030" style="width:0;height:1.5pt" o:hralign="center" o:hrstd="t" o:hr="t" fillcolor="#a0a0a0" stroked="f"/>
         </w:pict>
       </w:r>
     </w:p>
@@ -1180,7 +1180,7 @@
           <w:lang w:eastAsia="en-IN" w:bidi="hi-IN"/>
         </w:rPr>
         <w:pict>
-          <v:rect id="_x0000_i1039" style="width:0;height:1.5pt" o:hralign="center" o:hrstd="t" o:hr="t" fillcolor="#a0a0a0" stroked="f"/>
+          <v:rect id="_x0000_i1031" style="width:0;height:1.5pt" o:hralign="center" o:hrstd="t" o:hr="t" fillcolor="#a0a0a0" stroked="f"/>
         </w:pict>
       </w:r>
     </w:p>
@@ -1532,7 +1532,7 @@
           <w:lang w:eastAsia="en-IN" w:bidi="hi-IN"/>
         </w:rPr>
         <w:pict>
-          <v:rect id="_x0000_i1040" style="width:0;height:1.5pt" o:hralign="center" o:hrstd="t" o:hr="t" fillcolor="#a0a0a0" stroked="f"/>
+          <v:rect id="_x0000_i1032" style="width:0;height:1.5pt" o:hralign="center" o:hrstd="t" o:hr="t" fillcolor="#a0a0a0" stroked="f"/>
         </w:pict>
       </w:r>
     </w:p>
@@ -1621,7 +1621,7 @@
           <w:lang w:eastAsia="en-IN" w:bidi="hi-IN"/>
         </w:rPr>
         <w:pict>
-          <v:rect id="_x0000_i1041" style="width:0;height:1.5pt" o:hralign="center" o:hrstd="t" o:hr="t" fillcolor="#a0a0a0" stroked="f"/>
+          <v:rect id="_x0000_i1033" style="width:0;height:1.5pt" o:hralign="center" o:hrstd="t" o:hr="t" fillcolor="#a0a0a0" stroked="f"/>
         </w:pict>
       </w:r>
     </w:p>
@@ -1942,7 +1942,7 @@
           <w:lang w:eastAsia="en-IN" w:bidi="hi-IN"/>
         </w:rPr>
         <w:pict>
-          <v:rect id="_x0000_i1046" style="width:0;height:1.5pt" o:hralign="center" o:hrstd="t" o:hr="t" fillcolor="#a0a0a0" stroked="f"/>
+          <v:rect id="_x0000_i1034" style="width:0;height:1.5pt" o:hralign="center" o:hrstd="t" o:hr="t" fillcolor="#a0a0a0" stroked="f"/>
         </w:pict>
       </w:r>
     </w:p>
@@ -2371,7 +2371,7 @@
           <w:lang w:eastAsia="en-IN" w:bidi="hi-IN"/>
         </w:rPr>
         <w:pict>
-          <v:rect id="_x0000_i1047" style="width:0;height:1.5pt" o:hralign="center" o:hrstd="t" o:hr="t" fillcolor="#a0a0a0" stroked="f"/>
+          <v:rect id="_x0000_i1035" style="width:0;height:1.5pt" o:hralign="center" o:hrstd="t" o:hr="t" fillcolor="#a0a0a0" stroked="f"/>
         </w:pict>
       </w:r>
     </w:p>
@@ -2456,7 +2456,7 @@
           <w:lang w:eastAsia="en-IN" w:bidi="hi-IN"/>
         </w:rPr>
         <w:pict>
-          <v:rect id="_x0000_i1048" style="width:0;height:1.5pt" o:hralign="center" o:hrstd="t" o:hr="t" fillcolor="#a0a0a0" stroked="f"/>
+          <v:rect id="_x0000_i1036" style="width:0;height:1.5pt" o:hralign="center" o:hrstd="t" o:hr="t" fillcolor="#a0a0a0" stroked="f"/>
         </w:pict>
       </w:r>
     </w:p>
@@ -2545,7 +2545,7 @@
           <w:lang w:eastAsia="en-IN" w:bidi="hi-IN"/>
         </w:rPr>
         <w:pict>
-          <v:rect id="_x0000_i1049" style="width:0;height:1.5pt" o:hralign="center" o:hrstd="t" o:hr="t" fillcolor="#a0a0a0" stroked="f"/>
+          <v:rect id="_x0000_i1037" style="width:0;height:1.5pt" o:hralign="center" o:hrstd="t" o:hr="t" fillcolor="#a0a0a0" stroked="f"/>
         </w:pict>
       </w:r>
     </w:p>
@@ -2834,7 +2834,7 @@
         </w:rPr>
         <w:lastRenderedPageBreak/>
         <w:pict>
-          <v:rect id="_x0000_i1050" style="width:0;height:1.5pt" o:hralign="center" o:hrstd="t" o:hr="t" fillcolor="#a0a0a0" stroked="f"/>
+          <v:rect id="_x0000_i1038" style="width:0;height:1.5pt" o:hralign="center" o:hrstd="t" o:hr="t" fillcolor="#a0a0a0" stroked="f"/>
         </w:pict>
       </w:r>
     </w:p>
@@ -3057,7 +3057,7 @@
           <w:lang w:eastAsia="en-IN" w:bidi="hi-IN"/>
         </w:rPr>
         <w:pict>
-          <v:rect id="_x0000_i1051" style="width:0;height:1.5pt" o:hralign="center" o:hrstd="t" o:hr="t" fillcolor="#a0a0a0" stroked="f"/>
+          <v:rect id="_x0000_i1039" style="width:0;height:1.5pt" o:hralign="center" o:hrstd="t" o:hr="t" fillcolor="#a0a0a0" stroked="f"/>
         </w:pict>
       </w:r>
     </w:p>
@@ -3380,7 +3380,7 @@
         </w:rPr>
         <w:lastRenderedPageBreak/>
         <w:pict>
-          <v:rect id="_x0000_i1056" style="width:0;height:1.5pt" o:hralign="center" o:hrstd="t" o:hr="t" fillcolor="#a0a0a0" stroked="f"/>
+          <v:rect id="_x0000_i1040" style="width:0;height:1.5pt" o:hralign="center" o:hrstd="t" o:hr="t" fillcolor="#a0a0a0" stroked="f"/>
         </w:pict>
       </w:r>
     </w:p>
@@ -3595,7 +3595,7 @@
           <w:lang w:eastAsia="en-IN" w:bidi="hi-IN"/>
         </w:rPr>
         <w:pict>
-          <v:rect id="_x0000_i1057" style="width:0;height:1.5pt" o:hralign="center" o:hrstd="t" o:hr="t" fillcolor="#a0a0a0" stroked="f"/>
+          <v:rect id="_x0000_i1041" style="width:0;height:1.5pt" o:hralign="center" o:hrstd="t" o:hr="t" fillcolor="#a0a0a0" stroked="f"/>
         </w:pict>
       </w:r>
     </w:p>
@@ -3832,7 +3832,7 @@
           <w:lang w:eastAsia="en-IN" w:bidi="hi-IN"/>
         </w:rPr>
         <w:pict>
-          <v:rect id="_x0000_i1058" style="width:0;height:1.5pt" o:hralign="center" o:hrstd="t" o:hr="t" fillcolor="#a0a0a0" stroked="f"/>
+          <v:rect id="_x0000_i1042" style="width:0;height:1.5pt" o:hralign="center" o:hrstd="t" o:hr="t" fillcolor="#a0a0a0" stroked="f"/>
         </w:pict>
       </w:r>
     </w:p>
@@ -4017,7 +4017,7 @@
           <w:lang w:eastAsia="en-IN" w:bidi="hi-IN"/>
         </w:rPr>
         <w:pict>
-          <v:rect id="_x0000_i1059" style="width:0;height:1.5pt" o:hralign="center" o:hrstd="t" o:hr="t" fillcolor="#a0a0a0" stroked="f"/>
+          <v:rect id="_x0000_i1043" style="width:0;height:1.5pt" o:hralign="center" o:hrstd="t" o:hr="t" fillcolor="#a0a0a0" stroked="f"/>
         </w:pict>
       </w:r>
     </w:p>
@@ -4056,6 +4056,7 @@
           <w:lang w:eastAsia="en-IN" w:bidi="hi-IN"/>
         </w:rPr>
       </w:pPr>
+      <w:bookmarkStart w:id="0" w:name="_GoBack"/>
       <w:r>
         <w:rPr>
           <w:rFonts w:ascii="Times New Roman" w:eastAsia="Times New Roman" w:hAnsi="Times New Roman" w:cs="Times New Roman"/>
@@ -4067,7 +4068,7 @@
         <w:lastRenderedPageBreak/>
         <w:drawing>
           <wp:inline distT="0" distB="0" distL="0" distR="0">
-            <wp:extent cx="3516923" cy="2292923"/>
+            <wp:extent cx="6174029" cy="4025271"/>
             <wp:effectExtent l="0" t="0" r="0" b="0"/>
             <wp:docPr id="12" name="Picture 12" descr="Image"/>
             <wp:cNvGraphicFramePr>
@@ -4098,7 +4099,7 @@
                   <pic:spPr bwMode="auto">
                     <a:xfrm>
                       <a:off x="0" y="0"/>
-                      <a:ext cx="3523677" cy="2297326"/>
+                      <a:ext cx="6206737" cy="4046596"/>
                     </a:xfrm>
                     <a:prstGeom prst="rect">
                       <a:avLst/>
@@ -4114,6 +4115,7 @@
           </wp:inline>
         </w:drawing>
       </w:r>
+      <w:bookmarkEnd w:id="0"/>
     </w:p>
     <w:p>
       <w:pPr>
@@ -4213,6 +4215,7 @@
           <w:szCs w:val="24"/>
           <w:lang w:eastAsia="en-IN" w:bidi="hi-IN"/>
         </w:rPr>
+        <w:lastRenderedPageBreak/>
         <w:drawing>
           <wp:inline distT="0" distB="0" distL="0" distR="0">
             <wp:extent cx="4659923" cy="2184712"/>
@@ -4281,7 +4284,6 @@
           <w:szCs w:val="24"/>
           <w:lang w:eastAsia="en-IN" w:bidi="hi-IN"/>
         </w:rPr>
-        <w:lastRenderedPageBreak/>
         <w:drawing>
           <wp:inline distT="0" distB="0" distL="0" distR="0">
             <wp:extent cx="5090400" cy="2289600"/>
@@ -4350,7 +4352,7 @@
           <w:lang w:eastAsia="en-IN" w:bidi="hi-IN"/>
         </w:rPr>
         <w:pict>
-          <v:rect id="_x0000_i1064" style="width:0;height:1.5pt" o:hralign="center" o:hrstd="t" o:hr="t" fillcolor="#a0a0a0" stroked="f"/>
+          <v:rect id="_x0000_i1044" style="width:0;height:1.5pt" o:hralign="center" o:hrstd="t" o:hr="t" fillcolor="#a0a0a0" stroked="f"/>
         </w:pict>
       </w:r>
     </w:p>
@@ -4517,7 +4519,7 @@
           <w:lang w:eastAsia="en-IN" w:bidi="hi-IN"/>
         </w:rPr>
         <w:pict>
-          <v:rect id="_x0000_i1065" style="width:0;height:1.5pt" o:hralign="center" o:hrstd="t" o:hr="t" fillcolor="#a0a0a0" stroked="f"/>
+          <v:rect id="_x0000_i1045" style="width:0;height:1.5pt" o:hralign="center" o:hrstd="t" o:hr="t" fillcolor="#a0a0a0" stroked="f"/>
         </w:pict>
       </w:r>
     </w:p>
@@ -4682,7 +4684,7 @@
           <w:lang w:eastAsia="en-IN" w:bidi="hi-IN"/>
         </w:rPr>
         <w:pict>
-          <v:rect id="_x0000_i1066" style="width:0;height:1.5pt" o:hralign="center" o:hrstd="t" o:hr="t" fillcolor="#a0a0a0" stroked="f"/>
+          <v:rect id="_x0000_i1046" style="width:0;height:1.5pt" o:hralign="center" o:hrstd="t" o:hr="t" fillcolor="#a0a0a0" stroked="f"/>
         </w:pict>
       </w:r>
     </w:p>
@@ -5003,7 +5005,7 @@
           <w:lang w:eastAsia="en-IN" w:bidi="hi-IN"/>
         </w:rPr>
         <w:pict>
-          <v:rect id="_x0000_i1071" style="width:0;height:1.5pt" o:hralign="center" o:hrstd="t" o:hr="t" fillcolor="#a0a0a0" stroked="f"/>
+          <v:rect id="_x0000_i1047" style="width:0;height:1.5pt" o:hralign="center" o:hrstd="t" o:hr="t" fillcolor="#a0a0a0" stroked="f"/>
         </w:pict>
       </w:r>
     </w:p>
@@ -5088,7 +5090,7 @@
           <w:lang w:eastAsia="en-IN" w:bidi="hi-IN"/>
         </w:rPr>
         <w:pict>
-          <v:rect id="_x0000_i1072" style="width:0;height:1.5pt" o:hralign="center" o:hrstd="t" o:hr="t" fillcolor="#a0a0a0" stroked="f"/>
+          <v:rect id="_x0000_i1048" style="width:0;height:1.5pt" o:hralign="center" o:hrstd="t" o:hr="t" fillcolor="#a0a0a0" stroked="f"/>
         </w:pict>
       </w:r>
     </w:p>
@@ -5301,7 +5303,7 @@
           <w:lang w:eastAsia="en-IN" w:bidi="hi-IN"/>
         </w:rPr>
         <w:pict>
-          <v:rect id="_x0000_i1073" style="width:0;height:1.5pt" o:hralign="center" o:hrstd="t" o:hr="t" fillcolor="#a0a0a0" stroked="f"/>
+          <v:rect id="_x0000_i1049" style="width:0;height:1.5pt" o:hralign="center" o:hrstd="t" o:hr="t" fillcolor="#a0a0a0" stroked="f"/>
         </w:pict>
       </w:r>
     </w:p>
@@ -5478,7 +5480,7 @@
           <w:lang w:eastAsia="en-IN" w:bidi="hi-IN"/>
         </w:rPr>
         <w:pict>
-          <v:rect id="_x0000_i1074" style="width:0;height:1.5pt" o:hralign="center" o:hrstd="t" o:hr="t" fillcolor="#a0a0a0" stroked="f"/>
+          <v:rect id="_x0000_i1050" style="width:0;height:1.5pt" o:hralign="center" o:hrstd="t" o:hr="t" fillcolor="#a0a0a0" stroked="f"/>
         </w:pict>
       </w:r>
     </w:p>
@@ -5527,7 +5529,7 @@
           <w:lang w:eastAsia="en-IN" w:bidi="hi-IN"/>
         </w:rPr>
         <w:pict>
-          <v:rect id="_x0000_i1075" style="width:0;height:1.5pt" o:hralign="center" o:hrstd="t" o:hr="t" fillcolor="#a0a0a0" stroked="f"/>
+          <v:rect id="_x0000_i1051" style="width:0;height:1.5pt" o:hralign="center" o:hrstd="t" o:hr="t" fillcolor="#a0a0a0" stroked="f"/>
         </w:pict>
       </w:r>
     </w:p>
@@ -5668,7 +5670,7 @@
           <w:lang w:eastAsia="en-IN" w:bidi="hi-IN"/>
         </w:rPr>
         <w:pict>
-          <v:rect id="_x0000_i1076" style="width:0;height:1.5pt" o:hralign="center" o:hrstd="t" o:hr="t" fillcolor="#a0a0a0" stroked="f"/>
+          <v:rect id="_x0000_i1052" style="width:0;height:1.5pt" o:hralign="center" o:hrstd="t" o:hr="t" fillcolor="#a0a0a0" stroked="f"/>
         </w:pict>
       </w:r>
     </w:p>
@@ -5809,7 +5811,7 @@
           <w:lang w:eastAsia="en-IN" w:bidi="hi-IN"/>
         </w:rPr>
         <w:pict>
-          <v:rect id="_x0000_i1077" style="width:0;height:1.5pt" o:hralign="center" o:hrstd="t" o:hr="t" fillcolor="#a0a0a0" stroked="f"/>
+          <v:rect id="_x0000_i1053" style="width:0;height:1.5pt" o:hralign="center" o:hrstd="t" o:hr="t" fillcolor="#a0a0a0" stroked="f"/>
         </w:pict>
       </w:r>
     </w:p>
@@ -5932,7 +5934,7 @@
           <w:lang w:eastAsia="en-IN" w:bidi="hi-IN"/>
         </w:rPr>
         <w:pict>
-          <v:rect id="_x0000_i1078" style="width:0;height:1.5pt" o:hralign="center" o:hrstd="t" o:hr="t" fillcolor="#a0a0a0" stroked="f"/>
+          <v:rect id="_x0000_i1054" style="width:0;height:1.5pt" o:hralign="center" o:hrstd="t" o:hr="t" fillcolor="#a0a0a0" stroked="f"/>
         </w:pict>
       </w:r>
     </w:p>
@@ -5973,7 +5975,6 @@
           <w:lang w:eastAsia="en-IN" w:bidi="hi-IN"/>
         </w:rPr>
       </w:pPr>
-      <w:bookmarkStart w:id="0" w:name="_GoBack"/>
       <w:r>
         <w:rPr>
           <w:rFonts w:ascii="Times New Roman" w:eastAsia="Times New Roman" w:hAnsi="Times New Roman" w:cs="Times New Roman"/>
@@ -6032,7 +6033,6 @@
           </wp:inline>
         </w:drawing>
       </w:r>
-      <w:bookmarkEnd w:id="0"/>
     </w:p>
     <w:p>
       <w:pPr>
@@ -6987,7 +6987,7 @@
           <w:lang w:eastAsia="en-IN" w:bidi="hi-IN"/>
         </w:rPr>
         <w:pict>
-          <v:rect id="_x0000_i1084" style="width:0;height:1.5pt" o:hralign="center" o:hrstd="t" o:hr="t" fillcolor="#a0a0a0" stroked="f"/>
+          <v:rect id="_x0000_i1055" style="width:0;height:1.5pt" o:hralign="center" o:hrstd="t" o:hr="t" fillcolor="#a0a0a0" stroked="f"/>
         </w:pict>
       </w:r>
     </w:p>
@@ -7175,7 +7175,7 @@
           <w:lang w:eastAsia="en-IN" w:bidi="hi-IN"/>
         </w:rPr>
         <w:pict>
-          <v:rect id="_x0000_i1085" style="width:0;height:1.5pt" o:hralign="center" o:hrstd="t" o:hr="t" fillcolor="#a0a0a0" stroked="f"/>
+          <v:rect id="_x0000_i1056" style="width:0;height:1.5pt" o:hralign="center" o:hrstd="t" o:hr="t" fillcolor="#a0a0a0" stroked="f"/>
         </w:pict>
       </w:r>
     </w:p>
@@ -7309,7 +7309,7 @@
           <w:lang w:eastAsia="en-IN" w:bidi="hi-IN"/>
         </w:rPr>
         <w:pict>
-          <v:rect id="_x0000_i1086" style="width:0;height:1.5pt" o:hralign="center" o:hrstd="t" o:hr="t" fillcolor="#a0a0a0" stroked="f"/>
+          <v:rect id="_x0000_i1057" style="width:0;height:1.5pt" o:hralign="center" o:hrstd="t" o:hr="t" fillcolor="#a0a0a0" stroked="f"/>
         </w:pict>
       </w:r>
     </w:p>
@@ -7432,7 +7432,7 @@
           <w:lang w:eastAsia="en-IN" w:bidi="hi-IN"/>
         </w:rPr>
         <w:pict>
-          <v:rect id="_x0000_i1087" style="width:0;height:1.5pt" o:hralign="center" o:hrstd="t" o:hr="t" fillcolor="#a0a0a0" stroked="f"/>
+          <v:rect id="_x0000_i1058" style="width:0;height:1.5pt" o:hralign="center" o:hrstd="t" o:hr="t" fillcolor="#a0a0a0" stroked="f"/>
         </w:pict>
       </w:r>
     </w:p>
@@ -7517,7 +7517,7 @@
           <w:lang w:eastAsia="en-IN" w:bidi="hi-IN"/>
         </w:rPr>
         <w:pict>
-          <v:rect id="_x0000_i1088" style="width:0;height:1.5pt" o:hralign="center" o:hrstd="t" o:hr="t" fillcolor="#a0a0a0" stroked="f"/>
+          <v:rect id="_x0000_i1059" style="width:0;height:1.5pt" o:hralign="center" o:hrstd="t" o:hr="t" fillcolor="#a0a0a0" stroked="f"/>
         </w:pict>
       </w:r>
     </w:p>
@@ -7824,7 +7824,7 @@
           <w:lang w:eastAsia="en-IN" w:bidi="hi-IN"/>
         </w:rPr>
         <w:pict>
-          <v:rect id="_x0000_i1089" style="width:0;height:1.5pt" o:hralign="center" o:hrstd="t" o:hr="t" fillcolor="#a0a0a0" stroked="f"/>
+          <v:rect id="_x0000_i1060" style="width:0;height:1.5pt" o:hralign="center" o:hrstd="t" o:hr="t" fillcolor="#a0a0a0" stroked="f"/>
         </w:pict>
       </w:r>
     </w:p>
